--- a/Copy of DSA.docx
+++ b/Copy of DSA.docx
@@ -1848,6 +1848,73 @@
       </w:pPr>
       <w:r>
         <w:rPr>
+          <w:noProof/>
+          <w:color w:val="1E223C"/>
+          <w:sz w:val="24"/>
+          <w:szCs w:val="24"/>
+        </w:rPr>
+        <mc:AlternateContent>
+          <mc:Choice Requires="wpi">
+            <w:drawing>
+              <wp:anchor distT="0" distB="0" distL="114300" distR="114300" simplePos="0" relativeHeight="251667456" behindDoc="0" locked="0" layoutInCell="1" allowOverlap="1" wp14:anchorId="5D14CB83" wp14:editId="36446AE7">
+                <wp:simplePos x="0" y="0"/>
+                <wp:positionH relativeFrom="column">
+                  <wp:posOffset>4761692</wp:posOffset>
+                </wp:positionH>
+                <wp:positionV relativeFrom="paragraph">
+                  <wp:posOffset>73348</wp:posOffset>
+                </wp:positionV>
+                <wp:extent cx="444240" cy="144000"/>
+                <wp:effectExtent l="38100" t="38100" r="51435" b="46990"/>
+                <wp:wrapNone/>
+                <wp:docPr id="1628373798" name="Ink 1"/>
+                <wp:cNvGraphicFramePr/>
+                <a:graphic xmlns:a="http://schemas.openxmlformats.org/drawingml/2006/main">
+                  <a:graphicData uri="http://schemas.microsoft.com/office/word/2010/wordprocessingInk">
+                    <w14:contentPart bwMode="auto" r:id="rId21">
+                      <w14:nvContentPartPr>
+                        <w14:cNvContentPartPr/>
+                      </w14:nvContentPartPr>
+                      <w14:xfrm>
+                        <a:off x="0" y="0"/>
+                        <a:ext cx="444240" cy="144000"/>
+                      </w14:xfrm>
+                    </w14:contentPart>
+                  </a:graphicData>
+                </a:graphic>
+              </wp:anchor>
+            </w:drawing>
+          </mc:Choice>
+          <mc:Fallback>
+            <w:pict>
+              <v:shapetype w14:anchorId="358C753B" id="_x0000_t75" coordsize="21600,21600" o:spt="75" o:preferrelative="t" path="m@4@5l@4@11@9@11@9@5xe" filled="f" stroked="f">
+                <v:stroke joinstyle="miter"/>
+                <v:formulas>
+                  <v:f eqn="if lineDrawn pixelLineWidth 0"/>
+                  <v:f eqn="sum @0 1 0"/>
+                  <v:f eqn="sum 0 0 @1"/>
+                  <v:f eqn="prod @2 1 2"/>
+                  <v:f eqn="prod @3 21600 pixelWidth"/>
+                  <v:f eqn="prod @3 21600 pixelHeight"/>
+                  <v:f eqn="sum @0 0 1"/>
+                  <v:f eqn="prod @6 1 2"/>
+                  <v:f eqn="prod @7 21600 pixelWidth"/>
+                  <v:f eqn="sum @8 21600 0"/>
+                  <v:f eqn="prod @7 21600 pixelHeight"/>
+                  <v:f eqn="sum @10 21600 0"/>
+                </v:formulas>
+                <v:path o:extrusionok="f" gradientshapeok="t" o:connecttype="rect"/>
+                <o:lock v:ext="edit" aspectratio="t"/>
+              </v:shapetype>
+              <v:shape id="Ink 1" o:spid="_x0000_s1026" type="#_x0000_t75" style="position:absolute;margin-left:374.45pt;margin-top:5.3pt;width:36pt;height:12.35pt;z-index:251667456;visibility:visible;mso-wrap-style:square;mso-wrap-distance-left:9pt;mso-wrap-distance-top:0;mso-wrap-distance-right:9pt;mso-wrap-distance-bottom:0;mso-position-horizontal:absolute;mso-position-horizontal-relative:text;mso-position-vertical:absolute;mso-position-vertical-relative:text" o:gfxdata="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">
+                <v:imagedata r:id="rId22" o:title=""/>
+              </v:shape>
+            </w:pict>
+          </mc:Fallback>
+        </mc:AlternateContent>
+      </w:r>
+      <w:r>
+        <w:rPr>
           <w:color w:val="1E223C"/>
           <w:sz w:val="24"/>
           <w:szCs w:val="24"/>
@@ -2050,6 +2117,54 @@
       </w:pPr>
       <w:r>
         <w:rPr>
+          <w:noProof/>
+          <w:color w:val="1E223C"/>
+          <w:sz w:val="24"/>
+          <w:szCs w:val="24"/>
+        </w:rPr>
+        <mc:AlternateContent>
+          <mc:Choice Requires="wpi">
+            <w:drawing>
+              <wp:anchor distT="0" distB="0" distL="114300" distR="114300" simplePos="0" relativeHeight="251668480" behindDoc="0" locked="0" layoutInCell="1" allowOverlap="1" wp14:anchorId="312F2DD7" wp14:editId="23993576">
+                <wp:simplePos x="0" y="0"/>
+                <wp:positionH relativeFrom="column">
+                  <wp:posOffset>3376052</wp:posOffset>
+                </wp:positionH>
+                <wp:positionV relativeFrom="paragraph">
+                  <wp:posOffset>95621</wp:posOffset>
+                </wp:positionV>
+                <wp:extent cx="364680" cy="190440"/>
+                <wp:effectExtent l="38100" t="38100" r="35560" b="38735"/>
+                <wp:wrapNone/>
+                <wp:docPr id="1505167979" name="Ink 2"/>
+                <wp:cNvGraphicFramePr/>
+                <a:graphic xmlns:a="http://schemas.openxmlformats.org/drawingml/2006/main">
+                  <a:graphicData uri="http://schemas.microsoft.com/office/word/2010/wordprocessingInk">
+                    <w14:contentPart bwMode="auto" r:id="rId23">
+                      <w14:nvContentPartPr>
+                        <w14:cNvContentPartPr/>
+                      </w14:nvContentPartPr>
+                      <w14:xfrm>
+                        <a:off x="0" y="0"/>
+                        <a:ext cx="364680" cy="190440"/>
+                      </w14:xfrm>
+                    </w14:contentPart>
+                  </a:graphicData>
+                </a:graphic>
+              </wp:anchor>
+            </w:drawing>
+          </mc:Choice>
+          <mc:Fallback>
+            <w:pict>
+              <v:shape w14:anchorId="0C9D6075" id="Ink 2" o:spid="_x0000_s1026" type="#_x0000_t75" style="position:absolute;margin-left:265.35pt;margin-top:7.05pt;width:29.7pt;height:16pt;z-index:251668480;visibility:visible;mso-wrap-style:square;mso-wrap-distance-left:9pt;mso-wrap-distance-top:0;mso-wrap-distance-right:9pt;mso-wrap-distance-bottom:0;mso-position-horizontal:absolute;mso-position-horizontal-relative:text;mso-position-vertical:absolute;mso-position-vertical-relative:text" o:gfxdata="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">
+                <v:imagedata r:id="rId24" o:title=""/>
+              </v:shape>
+            </w:pict>
+          </mc:Fallback>
+        </mc:AlternateContent>
+      </w:r>
+      <w:r>
+        <w:rPr>
           <w:color w:val="1E223C"/>
           <w:sz w:val="24"/>
           <w:szCs w:val="24"/>
@@ -2177,6 +2292,54 @@
       </w:pPr>
       <w:r>
         <w:rPr>
+          <w:noProof/>
+          <w:color w:val="1E223C"/>
+          <w:sz w:val="24"/>
+          <w:szCs w:val="24"/>
+        </w:rPr>
+        <mc:AlternateContent>
+          <mc:Choice Requires="wpi">
+            <w:drawing>
+              <wp:anchor distT="0" distB="0" distL="114300" distR="114300" simplePos="0" relativeHeight="251673600" behindDoc="0" locked="0" layoutInCell="1" allowOverlap="1" wp14:anchorId="16144F82" wp14:editId="2FCE320C">
+                <wp:simplePos x="0" y="0"/>
+                <wp:positionH relativeFrom="column">
+                  <wp:posOffset>2981325</wp:posOffset>
+                </wp:positionH>
+                <wp:positionV relativeFrom="paragraph">
+                  <wp:posOffset>-591185</wp:posOffset>
+                </wp:positionV>
+                <wp:extent cx="970915" cy="1194170"/>
+                <wp:effectExtent l="38100" t="38100" r="38735" b="44450"/>
+                <wp:wrapNone/>
+                <wp:docPr id="1401921952" name="Ink 7"/>
+                <wp:cNvGraphicFramePr/>
+                <a:graphic xmlns:a="http://schemas.openxmlformats.org/drawingml/2006/main">
+                  <a:graphicData uri="http://schemas.microsoft.com/office/word/2010/wordprocessingInk">
+                    <w14:contentPart bwMode="auto" r:id="rId25">
+                      <w14:nvContentPartPr>
+                        <w14:cNvContentPartPr/>
+                      </w14:nvContentPartPr>
+                      <w14:xfrm>
+                        <a:off x="0" y="0"/>
+                        <a:ext cx="970915" cy="1194170"/>
+                      </w14:xfrm>
+                    </w14:contentPart>
+                  </a:graphicData>
+                </a:graphic>
+              </wp:anchor>
+            </w:drawing>
+          </mc:Choice>
+          <mc:Fallback>
+            <w:pict>
+              <v:shape w14:anchorId="38087FEC" id="Ink 7" o:spid="_x0000_s1026" type="#_x0000_t75" style="position:absolute;margin-left:234.25pt;margin-top:-47.05pt;width:77.4pt;height:95.05pt;z-index:251673600;visibility:visible;mso-wrap-style:square;mso-wrap-distance-left:9pt;mso-wrap-distance-top:0;mso-wrap-distance-right:9pt;mso-wrap-distance-bottom:0;mso-position-horizontal:absolute;mso-position-horizontal-relative:text;mso-position-vertical:absolute;mso-position-vertical-relative:text" o:gfxdata="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">
+                <v:imagedata r:id="rId26" o:title=""/>
+              </v:shape>
+            </w:pict>
+          </mc:Fallback>
+        </mc:AlternateContent>
+      </w:r>
+      <w:r>
+        <w:rPr>
           <w:color w:val="1E223C"/>
           <w:sz w:val="24"/>
           <w:szCs w:val="24"/>
@@ -2303,6 +2466,54 @@
       </w:pPr>
       <w:r>
         <w:rPr>
+          <w:noProof/>
+          <w:color w:val="1E223C"/>
+          <w:sz w:val="24"/>
+          <w:szCs w:val="24"/>
+        </w:rPr>
+        <mc:AlternateContent>
+          <mc:Choice Requires="wpi">
+            <w:drawing>
+              <wp:anchor distT="0" distB="0" distL="114300" distR="114300" simplePos="0" relativeHeight="251674624" behindDoc="0" locked="0" layoutInCell="1" allowOverlap="1" wp14:anchorId="2A69CEE1" wp14:editId="4A1C2CCA">
+                <wp:simplePos x="0" y="0"/>
+                <wp:positionH relativeFrom="column">
+                  <wp:posOffset>3594212</wp:posOffset>
+                </wp:positionH>
+                <wp:positionV relativeFrom="paragraph">
+                  <wp:posOffset>23653</wp:posOffset>
+                </wp:positionV>
+                <wp:extent cx="364680" cy="198720"/>
+                <wp:effectExtent l="38100" t="38100" r="35560" b="49530"/>
+                <wp:wrapNone/>
+                <wp:docPr id="8035140" name="Ink 8"/>
+                <wp:cNvGraphicFramePr/>
+                <a:graphic xmlns:a="http://schemas.openxmlformats.org/drawingml/2006/main">
+                  <a:graphicData uri="http://schemas.microsoft.com/office/word/2010/wordprocessingInk">
+                    <w14:contentPart bwMode="auto" r:id="rId27">
+                      <w14:nvContentPartPr>
+                        <w14:cNvContentPartPr/>
+                      </w14:nvContentPartPr>
+                      <w14:xfrm>
+                        <a:off x="0" y="0"/>
+                        <a:ext cx="364680" cy="198720"/>
+                      </w14:xfrm>
+                    </w14:contentPart>
+                  </a:graphicData>
+                </a:graphic>
+              </wp:anchor>
+            </w:drawing>
+          </mc:Choice>
+          <mc:Fallback>
+            <w:pict>
+              <v:shape w14:anchorId="23AC599C" id="Ink 8" o:spid="_x0000_s1026" type="#_x0000_t75" style="position:absolute;margin-left:282.5pt;margin-top:1.35pt;width:29.7pt;height:16.65pt;z-index:251674624;visibility:visible;mso-wrap-style:square;mso-wrap-distance-left:9pt;mso-wrap-distance-top:0;mso-wrap-distance-right:9pt;mso-wrap-distance-bottom:0;mso-position-horizontal:absolute;mso-position-horizontal-relative:text;mso-position-vertical:absolute;mso-position-vertical-relative:text" o:gfxdata="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">
+                <v:imagedata r:id="rId28" o:title=""/>
+              </v:shape>
+            </w:pict>
+          </mc:Fallback>
+        </mc:AlternateContent>
+      </w:r>
+      <w:r>
+        <w:rPr>
           <w:color w:val="1E223C"/>
           <w:sz w:val="24"/>
           <w:szCs w:val="24"/>
@@ -2654,6 +2865,54 @@
       </w:pPr>
       <w:r>
         <w:rPr>
+          <w:noProof/>
+          <w:color w:val="1E223C"/>
+          <w:sz w:val="24"/>
+          <w:szCs w:val="24"/>
+        </w:rPr>
+        <mc:AlternateContent>
+          <mc:Choice Requires="wpi">
+            <w:drawing>
+              <wp:anchor distT="0" distB="0" distL="114300" distR="114300" simplePos="0" relativeHeight="251675648" behindDoc="0" locked="0" layoutInCell="1" allowOverlap="1" wp14:anchorId="3189F5F4" wp14:editId="5AC2E267">
+                <wp:simplePos x="0" y="0"/>
+                <wp:positionH relativeFrom="column">
+                  <wp:posOffset>4220252</wp:posOffset>
+                </wp:positionH>
+                <wp:positionV relativeFrom="paragraph">
+                  <wp:posOffset>228968</wp:posOffset>
+                </wp:positionV>
+                <wp:extent cx="265320" cy="136440"/>
+                <wp:effectExtent l="38100" t="38100" r="40005" b="35560"/>
+                <wp:wrapNone/>
+                <wp:docPr id="467881277" name="Ink 9"/>
+                <wp:cNvGraphicFramePr/>
+                <a:graphic xmlns:a="http://schemas.openxmlformats.org/drawingml/2006/main">
+                  <a:graphicData uri="http://schemas.microsoft.com/office/word/2010/wordprocessingInk">
+                    <w14:contentPart bwMode="auto" r:id="rId29">
+                      <w14:nvContentPartPr>
+                        <w14:cNvContentPartPr/>
+                      </w14:nvContentPartPr>
+                      <w14:xfrm>
+                        <a:off x="0" y="0"/>
+                        <a:ext cx="265320" cy="136440"/>
+                      </w14:xfrm>
+                    </w14:contentPart>
+                  </a:graphicData>
+                </a:graphic>
+              </wp:anchor>
+            </w:drawing>
+          </mc:Choice>
+          <mc:Fallback>
+            <w:pict>
+              <v:shape w14:anchorId="42E82763" id="Ink 9" o:spid="_x0000_s1026" type="#_x0000_t75" style="position:absolute;margin-left:331.8pt;margin-top:17.55pt;width:21.9pt;height:11.75pt;z-index:251675648;visibility:visible;mso-wrap-style:square;mso-wrap-distance-left:9pt;mso-wrap-distance-top:0;mso-wrap-distance-right:9pt;mso-wrap-distance-bottom:0;mso-position-horizontal:absolute;mso-position-horizontal-relative:text;mso-position-vertical:absolute;mso-position-vertical-relative:text" o:gfxdata="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">
+                <v:imagedata r:id="rId30" o:title=""/>
+              </v:shape>
+            </w:pict>
+          </mc:Fallback>
+        </mc:AlternateContent>
+      </w:r>
+      <w:r>
+        <w:rPr>
           <w:color w:val="1E223C"/>
           <w:sz w:val="24"/>
           <w:szCs w:val="24"/>
@@ -2717,6 +2976,54 @@
       </w:pPr>
       <w:r>
         <w:rPr>
+          <w:noProof/>
+          <w:color w:val="1E223C"/>
+          <w:sz w:val="24"/>
+          <w:szCs w:val="24"/>
+        </w:rPr>
+        <mc:AlternateContent>
+          <mc:Choice Requires="wpi">
+            <w:drawing>
+              <wp:anchor distT="0" distB="0" distL="114300" distR="114300" simplePos="0" relativeHeight="251677696" behindDoc="0" locked="0" layoutInCell="1" allowOverlap="1" wp14:anchorId="0C05B653" wp14:editId="6279CD5D">
+                <wp:simplePos x="0" y="0"/>
+                <wp:positionH relativeFrom="column">
+                  <wp:posOffset>2687012</wp:posOffset>
+                </wp:positionH>
+                <wp:positionV relativeFrom="paragraph">
+                  <wp:posOffset>58018</wp:posOffset>
+                </wp:positionV>
+                <wp:extent cx="442800" cy="145080"/>
+                <wp:effectExtent l="38100" t="38100" r="52705" b="45720"/>
+                <wp:wrapNone/>
+                <wp:docPr id="194843073" name="Ink 11"/>
+                <wp:cNvGraphicFramePr/>
+                <a:graphic xmlns:a="http://schemas.openxmlformats.org/drawingml/2006/main">
+                  <a:graphicData uri="http://schemas.microsoft.com/office/word/2010/wordprocessingInk">
+                    <w14:contentPart bwMode="auto" r:id="rId31">
+                      <w14:nvContentPartPr>
+                        <w14:cNvContentPartPr/>
+                      </w14:nvContentPartPr>
+                      <w14:xfrm>
+                        <a:off x="0" y="0"/>
+                        <a:ext cx="442800" cy="145080"/>
+                      </w14:xfrm>
+                    </w14:contentPart>
+                  </a:graphicData>
+                </a:graphic>
+              </wp:anchor>
+            </w:drawing>
+          </mc:Choice>
+          <mc:Fallback>
+            <w:pict>
+              <v:shape w14:anchorId="3AC1B127" id="Ink 11" o:spid="_x0000_s1026" type="#_x0000_t75" style="position:absolute;margin-left:211.1pt;margin-top:4.05pt;width:35.85pt;height:12.4pt;z-index:251677696;visibility:visible;mso-wrap-style:square;mso-wrap-distance-left:9pt;mso-wrap-distance-top:0;mso-wrap-distance-right:9pt;mso-wrap-distance-bottom:0;mso-position-horizontal:absolute;mso-position-horizontal-relative:text;mso-position-vertical:absolute;mso-position-vertical-relative:text" o:gfxdata="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">
+                <v:imagedata r:id="rId32" o:title=""/>
+              </v:shape>
+            </w:pict>
+          </mc:Fallback>
+        </mc:AlternateContent>
+      </w:r>
+      <w:r>
+        <w:rPr>
           <w:color w:val="1E223C"/>
           <w:sz w:val="24"/>
           <w:szCs w:val="24"/>
@@ -2780,6 +3087,54 @@
       </w:pPr>
       <w:r>
         <w:rPr>
+          <w:noProof/>
+          <w:color w:val="1E223C"/>
+          <w:sz w:val="24"/>
+          <w:szCs w:val="24"/>
+        </w:rPr>
+        <mc:AlternateContent>
+          <mc:Choice Requires="wpi">
+            <w:drawing>
+              <wp:anchor distT="0" distB="0" distL="114300" distR="114300" simplePos="0" relativeHeight="251678720" behindDoc="0" locked="0" layoutInCell="1" allowOverlap="1" wp14:anchorId="17DE729C" wp14:editId="05802E96">
+                <wp:simplePos x="0" y="0"/>
+                <wp:positionH relativeFrom="column">
+                  <wp:posOffset>3530852</wp:posOffset>
+                </wp:positionH>
+                <wp:positionV relativeFrom="paragraph">
+                  <wp:posOffset>158341</wp:posOffset>
+                </wp:positionV>
+                <wp:extent cx="360" cy="360"/>
+                <wp:effectExtent l="38100" t="38100" r="38100" b="38100"/>
+                <wp:wrapNone/>
+                <wp:docPr id="56103573" name="Ink 12"/>
+                <wp:cNvGraphicFramePr/>
+                <a:graphic xmlns:a="http://schemas.openxmlformats.org/drawingml/2006/main">
+                  <a:graphicData uri="http://schemas.microsoft.com/office/word/2010/wordprocessingInk">
+                    <w14:contentPart bwMode="auto" r:id="rId33">
+                      <w14:nvContentPartPr>
+                        <w14:cNvContentPartPr/>
+                      </w14:nvContentPartPr>
+                      <w14:xfrm>
+                        <a:off x="0" y="0"/>
+                        <a:ext cx="360" cy="360"/>
+                      </w14:xfrm>
+                    </w14:contentPart>
+                  </a:graphicData>
+                </a:graphic>
+              </wp:anchor>
+            </w:drawing>
+          </mc:Choice>
+          <mc:Fallback>
+            <w:pict>
+              <v:shape w14:anchorId="357D4EE9" id="Ink 12" o:spid="_x0000_s1026" type="#_x0000_t75" style="position:absolute;margin-left:277.5pt;margin-top:11.95pt;width:1.05pt;height:1.05pt;z-index:251678720;visibility:visible;mso-wrap-style:square;mso-wrap-distance-left:9pt;mso-wrap-distance-top:0;mso-wrap-distance-right:9pt;mso-wrap-distance-bottom:0;mso-position-horizontal:absolute;mso-position-horizontal-relative:text;mso-position-vertical:absolute;mso-position-vertical-relative:text" o:gfxdata="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">
+                <v:imagedata r:id="rId34" o:title=""/>
+              </v:shape>
+            </w:pict>
+          </mc:Fallback>
+        </mc:AlternateContent>
+      </w:r>
+      <w:r>
+        <w:rPr>
           <w:color w:val="1E223C"/>
           <w:sz w:val="24"/>
           <w:szCs w:val="24"/>
@@ -2841,6 +3196,54 @@
           <w:highlight w:val="white"/>
         </w:rPr>
       </w:pPr>
+      <w:r>
+        <w:rPr>
+          <w:noProof/>
+          <w:color w:val="1E223C"/>
+          <w:sz w:val="24"/>
+          <w:szCs w:val="24"/>
+        </w:rPr>
+        <mc:AlternateContent>
+          <mc:Choice Requires="wpi">
+            <w:drawing>
+              <wp:anchor distT="0" distB="0" distL="114300" distR="114300" simplePos="0" relativeHeight="251676672" behindDoc="0" locked="0" layoutInCell="1" allowOverlap="1" wp14:anchorId="00908AA0" wp14:editId="6C2E61BF">
+                <wp:simplePos x="0" y="0"/>
+                <wp:positionH relativeFrom="column">
+                  <wp:posOffset>2932892</wp:posOffset>
+                </wp:positionH>
+                <wp:positionV relativeFrom="paragraph">
+                  <wp:posOffset>35683</wp:posOffset>
+                </wp:positionV>
+                <wp:extent cx="522000" cy="256680"/>
+                <wp:effectExtent l="38100" t="38100" r="49530" b="48260"/>
+                <wp:wrapNone/>
+                <wp:docPr id="1990171851" name="Ink 10"/>
+                <wp:cNvGraphicFramePr/>
+                <a:graphic xmlns:a="http://schemas.openxmlformats.org/drawingml/2006/main">
+                  <a:graphicData uri="http://schemas.microsoft.com/office/word/2010/wordprocessingInk">
+                    <w14:contentPart bwMode="auto" r:id="rId35">
+                      <w14:nvContentPartPr>
+                        <w14:cNvContentPartPr/>
+                      </w14:nvContentPartPr>
+                      <w14:xfrm>
+                        <a:off x="0" y="0"/>
+                        <a:ext cx="522000" cy="256680"/>
+                      </w14:xfrm>
+                    </w14:contentPart>
+                  </a:graphicData>
+                </a:graphic>
+              </wp:anchor>
+            </w:drawing>
+          </mc:Choice>
+          <mc:Fallback>
+            <w:pict>
+              <v:shape w14:anchorId="1E568AD3" id="Ink 10" o:spid="_x0000_s1026" type="#_x0000_t75" style="position:absolute;margin-left:230.45pt;margin-top:2.3pt;width:42.05pt;height:21.15pt;z-index:251676672;visibility:visible;mso-wrap-style:square;mso-wrap-distance-left:9pt;mso-wrap-distance-top:0;mso-wrap-distance-right:9pt;mso-wrap-distance-bottom:0;mso-position-horizontal:absolute;mso-position-horizontal-relative:text;mso-position-vertical:absolute;mso-position-vertical-relative:text" o:gfxdata="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">
+                <v:imagedata r:id="rId36" o:title=""/>
+              </v:shape>
+            </w:pict>
+          </mc:Fallback>
+        </mc:AlternateContent>
+      </w:r>
       <w:r>
         <w:rPr>
           <w:color w:val="1E223C"/>
@@ -14797,6 +15200,204 @@
 </inkml:ink>
 </file>
 
+<file path=word/ink/ink10.xml><?xml version="1.0" encoding="utf-8"?>
+<inkml:ink xmlns:inkml="http://www.w3.org/2003/InkML">
+  <inkml:definitions>
+    <inkml:context xml:id="ctx0">
+      <inkml:inkSource xml:id="inkSrc0">
+        <inkml:traceFormat>
+          <inkml:channel name="X" type="integer" min="-2.14748E9" max="2.14748E9" units="cm"/>
+          <inkml:channel name="Y" type="integer" min="-2.14748E9" max="2.14748E9" units="cm"/>
+          <inkml:channel name="F" type="integer" max="32767" units="dev"/>
+        </inkml:traceFormat>
+        <inkml:channelProperties>
+          <inkml:channelProperty channel="X" name="resolution" value="1000" units="1/cm"/>
+          <inkml:channelProperty channel="Y" name="resolution" value="1000" units="1/cm"/>
+          <inkml:channelProperty channel="F" name="resolution" value="0" units="1/dev"/>
+        </inkml:channelProperties>
+      </inkml:inkSource>
+      <inkml:timestamp xml:id="ts0" timeString="2026-03-12T06:36:22.491"/>
+    </inkml:context>
+    <inkml:brush xml:id="br0">
+      <inkml:brushProperty name="width" value="0.035" units="cm"/>
+      <inkml:brushProperty name="height" value="0.035" units="cm"/>
+      <inkml:brushProperty name="color" value="#E71224"/>
+    </inkml:brush>
+  </inkml:definitions>
+  <inkml:trace contextRef="#ctx0" brushRef="#br0">0 296 24575,'6'6'0,"-1"0"0,0 0 0,-1 1 0,5 8 0,13 17 0,-3-10 0,1-1 0,2 0 0,0-2 0,1 0 0,36 22 0,-54-39 0,0 1 0,0-1 0,0 0 0,0 0 0,0-1 0,0 1 0,1-1 0,-1 0 0,0-1 0,1 1 0,-1-1 0,1 0 0,-1-1 0,0 1 0,1-1 0,-1 0 0,0 0 0,1-1 0,8-3 0,5-4 0,-1-1 0,0 0 0,32-25 0,-18 12 0,343-257 0,-338 252 0,-26 19 0,-1-1 0,15-16 0,4-6 0,-5 16 95,-21 14-303,1 0-1,0 0 0,-1 0 1,0-1-1,0 1 1,3-4-1,2-4-6617</inkml:trace>
+</inkml:ink>
+</file>
+
+<file path=word/ink/ink11.xml><?xml version="1.0" encoding="utf-8"?>
+<inkml:ink xmlns:inkml="http://www.w3.org/2003/InkML">
+  <inkml:definitions>
+    <inkml:context xml:id="ctx0">
+      <inkml:inkSource xml:id="inkSrc0">
+        <inkml:traceFormat>
+          <inkml:channel name="X" type="integer" min="-2.14748E9" max="2.14748E9" units="cm"/>
+          <inkml:channel name="Y" type="integer" min="-2.14748E9" max="2.14748E9" units="cm"/>
+          <inkml:channel name="F" type="integer" max="32767" units="dev"/>
+        </inkml:traceFormat>
+        <inkml:channelProperties>
+          <inkml:channelProperty channel="X" name="resolution" value="1000" units="1/cm"/>
+          <inkml:channelProperty channel="Y" name="resolution" value="1000" units="1/cm"/>
+          <inkml:channelProperty channel="F" name="resolution" value="0" units="1/dev"/>
+        </inkml:channelProperties>
+      </inkml:inkSource>
+      <inkml:timestamp xml:id="ts0" timeString="2026-03-12T06:37:00.230"/>
+    </inkml:context>
+    <inkml:brush xml:id="br0">
+      <inkml:brushProperty name="width" value="0.035" units="cm"/>
+      <inkml:brushProperty name="height" value="0.035" units="cm"/>
+      <inkml:brushProperty name="color" value="#E71224"/>
+    </inkml:brush>
+  </inkml:definitions>
+  <inkml:trace contextRef="#ctx0" brushRef="#br0">1369 843 24575,'0'1'0,"1"0"0,0 0 0,-1 0 0,1 0 0,-1-1 0,1 1 0,0 0 0,0 0 0,-1-1 0,1 1 0,0 0 0,0-1 0,0 1 0,0-1 0,0 1 0,0-1 0,0 1 0,1-1 0,5 4 0,152 112 0,-24-15 0,-131-98 0,-1-1 0,1 0 0,0 0 0,0 0 0,0 0 0,0-1 0,0 0 0,0 0 0,0 0 0,0 0 0,1 0 0,-1-1 0,0 0 0,1 0 0,-1 0 0,5-1 0,1-1 0,-1-1 0,0-1 0,0 1 0,0-1 0,0-1 0,9-6 0,26-18 0,-1-2 0,-1-2 0,-2-2 0,-1-1 0,52-65 0,147-223 0,-139 166 0,47-66 0,-86 156-1365,-38 45-5461</inkml:trace>
+  <inkml:trace contextRef="#ctx0" brushRef="#br0" timeOffset="1596.37">80 2076 24575,'14'-1'0,"0"0"0,0-1 0,1-1 0,-1 0 0,-1-1 0,1 0 0,0-1 0,24-13 0,4-6 0,50-39 0,-64 43 0,105-79 0,57-38 0,244-135-1365,-402 253-5461</inkml:trace>
+  <inkml:trace contextRef="#ctx0" brushRef="#br0" timeOffset="3375.28">1 2972 24575,'1'4'0,"0"1"0,0-1 0,0 0 0,0 0 0,1 0 0,0 0 0,0 0 0,0-1 0,0 1 0,4 4 0,1 3 0,132 185 0,-138-194 0,8 10 0,0 0 0,1-1 0,19 17 0,-25-25 0,0 0 0,0-1 0,-1 1 0,2-1 0,-1 0 0,0 0 0,0-1 0,0 1 0,1-1 0,-1 0 0,1 0 0,-1 0 0,1-1 0,-1 0 0,1 0 0,7 0 0,-1-2 0,0 0 0,-1-1 0,1 0 0,-1-1 0,0 0 0,13-7 0,5-5 0,26-20 0,19-19 0,108-108 0,53-84 0,42-41 0,110-56-1365,-356 320-5461</inkml:trace>
+</inkml:ink>
+</file>
+
+<file path=word/ink/ink12.xml><?xml version="1.0" encoding="utf-8"?>
+<inkml:ink xmlns:inkml="http://www.w3.org/2003/InkML">
+  <inkml:definitions>
+    <inkml:context xml:id="ctx0">
+      <inkml:inkSource xml:id="inkSrc0">
+        <inkml:traceFormat>
+          <inkml:channel name="X" type="integer" min="-2.14748E9" max="2.14748E9" units="cm"/>
+          <inkml:channel name="Y" type="integer" min="-2.14748E9" max="2.14748E9" units="cm"/>
+          <inkml:channel name="F" type="integer" max="32767" units="dev"/>
+        </inkml:traceFormat>
+        <inkml:channelProperties>
+          <inkml:channelProperty channel="X" name="resolution" value="1000" units="1/cm"/>
+          <inkml:channelProperty channel="Y" name="resolution" value="1000" units="1/cm"/>
+          <inkml:channelProperty channel="F" name="resolution" value="0" units="1/dev"/>
+        </inkml:channelProperties>
+      </inkml:inkSource>
+      <inkml:timestamp xml:id="ts0" timeString="2026-03-12T06:37:05.972"/>
+    </inkml:context>
+    <inkml:brush xml:id="br0">
+      <inkml:brushProperty name="width" value="0.035" units="cm"/>
+      <inkml:brushProperty name="height" value="0.035" units="cm"/>
+      <inkml:brushProperty name="color" value="#E71224"/>
+    </inkml:brush>
+  </inkml:definitions>
+  <inkml:trace contextRef="#ctx0" brushRef="#br0">0 407 24575,'2'1'0,"0"0"0,-1 0 0,1 0 0,-1 0 0,1 0 0,-1 0 0,1 0 0,-1 1 0,0-1 0,0 0 0,1 1 0,0 2 0,7 6 0,61 60 0,-54-56 0,-12-9 0,1-1 0,0 1 0,0-1 0,8 4 0,-11-7 0,0 0 0,-1 0 0,1 0 0,0-1 0,0 1 0,0-1 0,1 1 0,-1-1 0,0 0 0,0 0 0,0 0 0,0 0 0,0 0 0,0 0 0,0-1 0,0 1 0,0 0 0,2-2 0,22-9 0,-1-2 0,-1 0 0,30-23 0,8-3 0,87-44 0,65-40 0,-173 95 0,0-1 0,71-67 0,-57 41-1365,-33 33-5461</inkml:trace>
+</inkml:ink>
+</file>
+
+<file path=word/ink/ink13.xml><?xml version="1.0" encoding="utf-8"?>
+<inkml:ink xmlns:inkml="http://www.w3.org/2003/InkML">
+  <inkml:definitions>
+    <inkml:context xml:id="ctx0">
+      <inkml:inkSource xml:id="inkSrc0">
+        <inkml:traceFormat>
+          <inkml:channel name="X" type="integer" min="-2.14748E9" max="2.14748E9" units="cm"/>
+          <inkml:channel name="Y" type="integer" min="-2.14748E9" max="2.14748E9" units="cm"/>
+          <inkml:channel name="F" type="integer" max="32767" units="dev"/>
+        </inkml:traceFormat>
+        <inkml:channelProperties>
+          <inkml:channelProperty channel="X" name="resolution" value="1000" units="1/cm"/>
+          <inkml:channelProperty channel="Y" name="resolution" value="1000" units="1/cm"/>
+          <inkml:channelProperty channel="F" name="resolution" value="0" units="1/dev"/>
+        </inkml:channelProperties>
+      </inkml:inkSource>
+      <inkml:timestamp xml:id="ts0" timeString="2026-03-12T10:08:59.878"/>
+    </inkml:context>
+    <inkml:brush xml:id="br0">
+      <inkml:brushProperty name="width" value="0.035" units="cm"/>
+      <inkml:brushProperty name="height" value="0.035" units="cm"/>
+      <inkml:brushProperty name="color" value="#E71224"/>
+    </inkml:brush>
+  </inkml:definitions>
+  <inkml:trace contextRef="#ctx0" brushRef="#br0">0 124 24575,'3'1'0,"-1"1"0,0-1 0,0 0 0,0 1 0,0-1 0,0 1 0,0 0 0,-1 0 0,1 0 0,-1 0 0,1 0 0,-1 0 0,0 0 0,1 0 0,0 4 0,0-2 0,11 21 0,15 42 0,-18-40 0,21 41 0,-30-66 0,0 0 0,0 0 0,1 0 0,-1 0 0,0 0 0,1-1 0,-1 1 0,1 0 0,-1-1 0,1 1 0,0-1 0,0 1 0,0-1 0,0 0 0,0 0 0,0 0 0,0 0 0,0 0 0,0-1 0,0 1 0,1 0 0,-1-1 0,0 0 0,1 1 0,-1-1 0,0 0 0,4-1 0,-1 0 0,0 0 0,-1-1 0,1 0 0,-1 0 0,1 0 0,-1 0 0,0-1 0,0 0 0,0 1 0,0-2 0,0 1 0,3-4 0,18-18 0,50-46 0,-54 54 0,-13 9 0,-1 2 0,2-1 0,-1 1 0,1 1 0,14-8 0,102-32 0,-113 39 0,0 0 0,0-1 0,0-1 0,-1 1 0,0-2 0,10-9 0,29-21 0,-21 18-1365,0 2-5461</inkml:trace>
+</inkml:ink>
+</file>
+
+<file path=word/ink/ink14.xml><?xml version="1.0" encoding="utf-8"?>
+<inkml:ink xmlns:inkml="http://www.w3.org/2003/InkML">
+  <inkml:definitions>
+    <inkml:context xml:id="ctx0">
+      <inkml:inkSource xml:id="inkSrc0">
+        <inkml:traceFormat>
+          <inkml:channel name="X" type="integer" min="-2.14748E9" max="2.14748E9" units="cm"/>
+          <inkml:channel name="Y" type="integer" min="-2.14748E9" max="2.14748E9" units="cm"/>
+          <inkml:channel name="F" type="integer" max="32767" units="dev"/>
+        </inkml:traceFormat>
+        <inkml:channelProperties>
+          <inkml:channelProperty channel="X" name="resolution" value="1000" units="1/cm"/>
+          <inkml:channelProperty channel="Y" name="resolution" value="1000" units="1/cm"/>
+          <inkml:channelProperty channel="F" name="resolution" value="0" units="1/dev"/>
+        </inkml:channelProperties>
+      </inkml:inkSource>
+      <inkml:timestamp xml:id="ts0" timeString="2026-03-12T10:12:23.953"/>
+    </inkml:context>
+    <inkml:brush xml:id="br0">
+      <inkml:brushProperty name="width" value="0.035" units="cm"/>
+      <inkml:brushProperty name="height" value="0.035" units="cm"/>
+      <inkml:brushProperty name="color" value="#E71224"/>
+    </inkml:brush>
+  </inkml:definitions>
+  <inkml:trace contextRef="#ctx0" brushRef="#br0">0 6 24575,'1'3'0,"0"0"0,0 0 0,0 0 0,1 0 0,-1 0 0,1 0 0,0-1 0,0 1 0,3 3 0,4 7 0,5 11 0,1 3 0,2-1 0,0 0 0,2-1 0,25 26 0,-29-39 0,-1 0 0,2-1 0,-1 0 0,26 12 0,-29-17 0,36 23 0,-27-15 0,0-2 0,42 18 0,-55-27 0,-1-1 0,1 0 0,0 0 0,0-1 0,0 0 0,0 0 0,0-1 0,0 1 0,0-2 0,0 0 0,0 0 0,15-4 0,17-9 0,-1-2 0,-1-2 0,60-38 0,33-15 0,-68 43 0,66-34 0,-112 52 0,0 0 0,0-2 0,-2 0 0,1-1 0,15-17 0,-3 0-1365,-14 18-5461</inkml:trace>
+</inkml:ink>
+</file>
+
+<file path=word/ink/ink15.xml><?xml version="1.0" encoding="utf-8"?>
+<inkml:ink xmlns:inkml="http://www.w3.org/2003/InkML">
+  <inkml:definitions>
+    <inkml:context xml:id="ctx0">
+      <inkml:inkSource xml:id="inkSrc0">
+        <inkml:traceFormat>
+          <inkml:channel name="X" type="integer" min="-2.14748E9" max="2.14748E9" units="cm"/>
+          <inkml:channel name="Y" type="integer" min="-2.14748E9" max="2.14748E9" units="cm"/>
+          <inkml:channel name="F" type="integer" max="32767" units="dev"/>
+        </inkml:traceFormat>
+        <inkml:channelProperties>
+          <inkml:channelProperty channel="X" name="resolution" value="1000" units="1/cm"/>
+          <inkml:channelProperty channel="Y" name="resolution" value="1000" units="1/cm"/>
+          <inkml:channelProperty channel="F" name="resolution" value="0" units="1/dev"/>
+        </inkml:channelProperties>
+      </inkml:inkSource>
+      <inkml:timestamp xml:id="ts0" timeString="2026-03-12T11:06:12.588"/>
+    </inkml:context>
+    <inkml:brush xml:id="br0">
+      <inkml:brushProperty name="width" value="0.035" units="cm"/>
+      <inkml:brushProperty name="height" value="0.035" units="cm"/>
+      <inkml:brushProperty name="color" value="#E71224"/>
+    </inkml:brush>
+  </inkml:definitions>
+  <inkml:trace contextRef="#ctx0" brushRef="#br0">0 1 24575,'0'0'-8191</inkml:trace>
+</inkml:ink>
+</file>
+
+<file path=word/ink/ink16.xml><?xml version="1.0" encoding="utf-8"?>
+<inkml:ink xmlns:inkml="http://www.w3.org/2003/InkML">
+  <inkml:definitions>
+    <inkml:context xml:id="ctx0">
+      <inkml:inkSource xml:id="inkSrc0">
+        <inkml:traceFormat>
+          <inkml:channel name="X" type="integer" min="-2.14748E9" max="2.14748E9" units="cm"/>
+          <inkml:channel name="Y" type="integer" min="-2.14748E9" max="2.14748E9" units="cm"/>
+          <inkml:channel name="F" type="integer" max="32767" units="dev"/>
+        </inkml:traceFormat>
+        <inkml:channelProperties>
+          <inkml:channelProperty channel="X" name="resolution" value="1000" units="1/cm"/>
+          <inkml:channelProperty channel="Y" name="resolution" value="1000" units="1/cm"/>
+          <inkml:channelProperty channel="F" name="resolution" value="0" units="1/dev"/>
+        </inkml:channelProperties>
+      </inkml:inkSource>
+      <inkml:timestamp xml:id="ts0" timeString="2026-03-12T10:12:21.164"/>
+    </inkml:context>
+    <inkml:brush xml:id="br0">
+      <inkml:brushProperty name="width" value="0.035" units="cm"/>
+      <inkml:brushProperty name="height" value="0.035" units="cm"/>
+      <inkml:brushProperty name="color" value="#E71224"/>
+    </inkml:brush>
+  </inkml:definitions>
+  <inkml:trace contextRef="#ctx0" brushRef="#br0">1 305 24575,'95'165'0,"-1"-5"0,-91-153 0,3 6 0,1 1 0,16 21 0,-22-34 0,0 0 0,-1 0 0,1 0 0,0 0 0,1 0 0,-1 0 0,0 0 0,0 0 0,0 0 0,1-1 0,-1 1 0,0 0 0,0-1 0,1 1 0,-1-1 0,1 0 0,-1 1 0,0-1 0,1 0 0,-1 0 0,1 0 0,-1 0 0,1 0 0,-1 0 0,0 0 0,1-1 0,-1 1 0,1 0 0,1-2 0,4-1 0,-1 0 0,1-1 0,-1 0 0,11-8 0,-5 3 0,726-435-582,-394 241-612,-341 201 1120,38-23-6267</inkml:trace>
+</inkml:ink>
+</file>
+
 <file path=word/ink/ink2.xml><?xml version="1.0" encoding="utf-8"?>
 <inkml:ink xmlns:inkml="http://www.w3.org/2003/InkML">
   <inkml:definitions>
@@ -14990,6 +15591,34 @@
     </inkml:brush>
   </inkml:definitions>
   <inkml:trace contextRef="#ctx0" brushRef="#br0">0 553 24575,'42'36'0,"1"-1"0,2-2 0,1-2 0,1-2 0,2-3 0,1-1 0,1-3 0,68 21 0,-113-41 0,0 1 0,0-2 0,0 1 0,1-1 0,-1 0 0,0 0 0,1 0 0,-1-1 0,1 0 0,-1-1 0,1 1 0,-1-1 0,0 0 0,1-1 0,-1 0 0,0 0 0,0 0 0,0 0 0,10-7 0,18-12 0,-1-1 0,60-52 0,54-70 0,-90 86 0,372-378-1973,-359 368-4245</inkml:trace>
+</inkml:ink>
+</file>
+
+<file path=word/ink/ink9.xml><?xml version="1.0" encoding="utf-8"?>
+<inkml:ink xmlns:inkml="http://www.w3.org/2003/InkML">
+  <inkml:definitions>
+    <inkml:context xml:id="ctx0">
+      <inkml:inkSource xml:id="inkSrc0">
+        <inkml:traceFormat>
+          <inkml:channel name="X" type="integer" min="-2.14748E9" max="2.14748E9" units="cm"/>
+          <inkml:channel name="Y" type="integer" min="-2.14748E9" max="2.14748E9" units="cm"/>
+          <inkml:channel name="F" type="integer" max="32767" units="dev"/>
+        </inkml:traceFormat>
+        <inkml:channelProperties>
+          <inkml:channelProperty channel="X" name="resolution" value="1000" units="1/cm"/>
+          <inkml:channelProperty channel="Y" name="resolution" value="1000" units="1/cm"/>
+          <inkml:channelProperty channel="F" name="resolution" value="0" units="1/dev"/>
+        </inkml:channelProperties>
+      </inkml:inkSource>
+      <inkml:timestamp xml:id="ts0" timeString="2026-03-12T06:35:53.370"/>
+    </inkml:context>
+    <inkml:brush xml:id="br0">
+      <inkml:brushProperty name="width" value="0.035" units="cm"/>
+      <inkml:brushProperty name="height" value="0.035" units="cm"/>
+      <inkml:brushProperty name="color" value="#E71224"/>
+    </inkml:brush>
+  </inkml:definitions>
+  <inkml:trace contextRef="#ctx0" brushRef="#br0">1 201 24575,'0'1'0,"0"1"0,1 0 0,-1-1 0,1 1 0,-1 0 0,1-1 0,0 1 0,0-1 0,0 1 0,0-1 0,0 1 0,0-1 0,2 3 0,23 19 0,-10-9 0,13 17 0,-15-15 0,0-1 0,1 0 0,22 15 0,-32-26 0,1 0 0,0-1 0,1 1 0,-1-1 0,1-1 0,-1 1 0,1-1 0,0-1 0,0 1 0,-1-1 0,1 0 0,0 0 0,0-1 0,8-1 0,6-2 0,0-1 0,-1-1 0,1-1 0,-1-1 0,38-18 0,-16 7 0,32-13 0,410-165 0,-322 123 0,-158 72-195,0-1 0,0 0 0,0 0 0,-1-1 0,1 1 0,5-6 0,0-2-6631</inkml:trace>
 </inkml:ink>
 </file>
 
